--- a/Labs/day-3/Lab 5 - Deployment of Azure SQL (Windows) VM through Portal.docx
+++ b/Labs/day-3/Lab 5 - Deployment of Azure SQL (Windows) VM through Portal.docx
@@ -207,6 +207,7 @@
       <w:r>
         <w:rPr>
           <w:rFonts w:ascii="Calibri" w:hAnsi="Calibri" w:cs="Calibri"/>
+          <w:noProof/>
         </w:rPr>
         <w:drawing>
           <wp:inline distT="0" distB="0" distL="0" distR="0" wp14:anchorId="0FA52B6D" wp14:editId="568AF06D">
@@ -615,6 +616,7 @@
       <w:r>
         <w:rPr>
           <w:rFonts w:ascii="Calibri" w:hAnsi="Calibri" w:cs="Calibri"/>
+          <w:noProof/>
         </w:rPr>
         <w:drawing>
           <wp:inline distT="0" distB="0" distL="0" distR="0" wp14:anchorId="4E7FA2FA" wp14:editId="216873FB">
@@ -983,6 +985,7 @@
       <w:r>
         <w:rPr>
           <w:rFonts w:ascii="Calibri" w:hAnsi="Calibri" w:cs="Calibri"/>
+          <w:noProof/>
         </w:rPr>
         <w:drawing>
           <wp:inline distT="0" distB="0" distL="0" distR="0" wp14:anchorId="119C3B5F" wp14:editId="577A2049">
@@ -1107,6 +1110,7 @@
       <w:r>
         <w:rPr>
           <w:rFonts w:ascii="Calibri" w:hAnsi="Calibri" w:cs="Calibri"/>
+          <w:noProof/>
         </w:rPr>
         <w:drawing>
           <wp:inline distT="0" distB="0" distL="0" distR="0" wp14:anchorId="319E6A3A" wp14:editId="34FC8C74">
@@ -1226,6 +1230,7 @@
       <w:r>
         <w:rPr>
           <w:rFonts w:ascii="Calibri" w:hAnsi="Calibri" w:cs="Calibri"/>
+          <w:noProof/>
         </w:rPr>
         <w:drawing>
           <wp:inline distT="0" distB="0" distL="0" distR="0" wp14:anchorId="255E0E2F" wp14:editId="7BA4A5D7">
@@ -1495,6 +1500,7 @@
       <w:r>
         <w:rPr>
           <w:rFonts w:ascii="Calibri" w:hAnsi="Calibri" w:cs="Calibri"/>
+          <w:noProof/>
         </w:rPr>
         <w:drawing>
           <wp:inline distT="0" distB="0" distL="0" distR="0" wp14:anchorId="2452F61F" wp14:editId="720FF7D7">
@@ -1586,6 +1592,7 @@
       <w:r>
         <w:rPr>
           <w:rFonts w:ascii="Calibri" w:hAnsi="Calibri" w:cs="Calibri"/>
+          <w:noProof/>
         </w:rPr>
         <w:lastRenderedPageBreak/>
         <w:drawing>
@@ -2038,6 +2045,7 @@
       <w:r>
         <w:rPr>
           <w:rFonts w:ascii="Calibri" w:hAnsi="Calibri" w:cs="Calibri"/>
+          <w:noProof/>
         </w:rPr>
         <w:drawing>
           <wp:inline distT="0" distB="0" distL="0" distR="0" wp14:anchorId="5335D799" wp14:editId="63F3188C">
@@ -2218,6 +2226,7 @@
       <w:r>
         <w:rPr>
           <w:rFonts w:ascii="Calibri" w:hAnsi="Calibri" w:cs="Calibri"/>
+          <w:noProof/>
         </w:rPr>
         <w:lastRenderedPageBreak/>
         <w:drawing>
@@ -2370,6 +2379,7 @@
       <w:r>
         <w:rPr>
           <w:rFonts w:ascii="Calibri" w:hAnsi="Calibri" w:cs="Calibri"/>
+          <w:noProof/>
         </w:rPr>
         <w:drawing>
           <wp:inline distT="0" distB="0" distL="0" distR="0" wp14:anchorId="4511761F" wp14:editId="417B10DD">
@@ -3905,6 +3915,7 @@
   <w:style w:type="character" w:default="1" w:styleId="DefaultParagraphFont">
     <w:name w:val="Default Paragraph Font"/>
     <w:uiPriority w:val="1"/>
+    <w:semiHidden/>
     <w:unhideWhenUsed/>
   </w:style>
   <w:style w:type="table" w:default="1" w:styleId="TableNormal">
